--- a/W4_Metadata.docx
+++ b/W4_Metadata.docx
@@ -98,13 +98,7 @@
         <w:rPr>
           <w:highlight w:val="yellow"/>
         </w:rPr>
-        <w:t xml:space="preserve"> ocean.jpg</w:t>
-      </w:r>
-      <w:r>
-        <w:rPr>
-          <w:highlight w:val="yellow"/>
-        </w:rPr>
-        <w:t>” to find the hidden flag</w:t>
+        <w:t xml:space="preserve"> ocean.jpg” to find the hidden flag</w:t>
       </w:r>
       <w:r>
         <w:rPr>
@@ -137,6 +131,100 @@
       <w:pPr>
         <w:ind w:left="360"/>
       </w:pPr>
+      <w:r>
+        <w:rPr>
+          <w:noProof/>
+        </w:rPr>
+        <w:drawing>
+          <wp:inline distT="0" distB="0" distL="0" distR="0" wp14:anchorId="49726495" wp14:editId="4B53CF90">
+            <wp:extent cx="3697356" cy="3928798"/>
+            <wp:effectExtent l="0" t="0" r="0" b="0"/>
+            <wp:docPr id="561207955" name="Picture 1"/>
+            <wp:cNvGraphicFramePr>
+              <a:graphicFrameLocks xmlns:a="http://schemas.openxmlformats.org/drawingml/2006/main" noChangeAspect="1"/>
+            </wp:cNvGraphicFramePr>
+            <a:graphic xmlns:a="http://schemas.openxmlformats.org/drawingml/2006/main">
+              <a:graphicData uri="http://schemas.openxmlformats.org/drawingml/2006/picture">
+                <pic:pic xmlns:pic="http://schemas.openxmlformats.org/drawingml/2006/picture">
+                  <pic:nvPicPr>
+                    <pic:cNvPr id="0" name="Picture 1"/>
+                    <pic:cNvPicPr>
+                      <a:picLocks noChangeAspect="1" noChangeArrowheads="1"/>
+                    </pic:cNvPicPr>
+                  </pic:nvPicPr>
+                  <pic:blipFill>
+                    <a:blip r:embed="rId6" cstate="print">
+                      <a:extLst>
+                        <a:ext uri="{28A0092B-C50C-407E-A947-70E740481C1C}">
+                          <a14:useLocalDpi xmlns:a14="http://schemas.microsoft.com/office/drawing/2010/main" val="0"/>
+                        </a:ext>
+                      </a:extLst>
+                    </a:blip>
+                    <a:srcRect/>
+                    <a:stretch>
+                      <a:fillRect/>
+                    </a:stretch>
+                  </pic:blipFill>
+                  <pic:spPr bwMode="auto">
+                    <a:xfrm>
+                      <a:off x="0" y="0"/>
+                      <a:ext cx="3706685" cy="3938711"/>
+                    </a:xfrm>
+                    <a:prstGeom prst="rect">
+                      <a:avLst/>
+                    </a:prstGeom>
+                    <a:noFill/>
+                    <a:ln>
+                      <a:noFill/>
+                    </a:ln>
+                  </pic:spPr>
+                </pic:pic>
+              </a:graphicData>
+            </a:graphic>
+          </wp:inline>
+        </w:drawing>
+      </w:r>
+    </w:p>
+    <w:p>
+      <w:pPr>
+        <w:pStyle w:val="ListParagraph"/>
+        <w:numPr>
+          <w:ilvl w:val="0"/>
+          <w:numId w:val="2"/>
+        </w:numPr>
+        <w:rPr>
+          <w:highlight w:val="yellow"/>
+        </w:rPr>
+      </w:pPr>
+      <w:r>
+        <w:rPr>
+          <w:highlight w:val="yellow"/>
+        </w:rPr>
+        <w:t>Hexed.it</w:t>
+      </w:r>
+    </w:p>
+    <w:p>
+      <w:pPr>
+        <w:pStyle w:val="ListParagraph"/>
+        <w:numPr>
+          <w:ilvl w:val="0"/>
+          <w:numId w:val="2"/>
+        </w:numPr>
+        <w:rPr>
+          <w:highlight w:val="yellow"/>
+        </w:rPr>
+      </w:pPr>
+      <w:r>
+        <w:rPr>
+          <w:highlight w:val="yellow"/>
+        </w:rPr>
+        <w:t xml:space="preserve">Able to see the hex value of the image </w:t>
+      </w:r>
+    </w:p>
+    <w:p>
+      <w:r>
+        <w:br w:type="page"/>
+      </w:r>
     </w:p>
     <w:p>
       <w:pPr>
@@ -147,6 +235,7 @@
         </w:numPr>
       </w:pPr>
       <w:r>
+        <w:lastRenderedPageBreak/>
         <w:t xml:space="preserve">dog.jpg </w:t>
       </w:r>
     </w:p>
@@ -175,7 +264,7 @@
                     <pic:cNvPicPr/>
                   </pic:nvPicPr>
                   <pic:blipFill>
-                    <a:blip r:embed="rId6"/>
+                    <a:blip r:embed="rId7"/>
                     <a:stretch>
                       <a:fillRect/>
                     </a:stretch>
@@ -244,6 +333,11 @@
       </w:r>
     </w:p>
     <w:p>
+      <w:r>
+        <w:br w:type="page"/>
+      </w:r>
+    </w:p>
+    <w:p>
       <w:pPr>
         <w:pStyle w:val="ListParagraph"/>
         <w:numPr>
@@ -254,6 +348,318 @@
       <w:r>
         <w:lastRenderedPageBreak/>
         <w:t>Computer.jpg</w:t>
+      </w:r>
+    </w:p>
+    <w:p>
+      <w:pPr>
+        <w:ind w:left="360"/>
+      </w:pPr>
+      <w:r>
+        <w:rPr>
+          <w:noProof/>
+        </w:rPr>
+        <w:drawing>
+          <wp:inline distT="0" distB="0" distL="0" distR="0" wp14:anchorId="63C12422" wp14:editId="46948088">
+            <wp:extent cx="2512612" cy="5563641"/>
+            <wp:effectExtent l="0" t="0" r="2540" b="0"/>
+            <wp:docPr id="864166867" name="Picture 1"/>
+            <wp:cNvGraphicFramePr>
+              <a:graphicFrameLocks xmlns:a="http://schemas.openxmlformats.org/drawingml/2006/main" noChangeAspect="1"/>
+            </wp:cNvGraphicFramePr>
+            <a:graphic xmlns:a="http://schemas.openxmlformats.org/drawingml/2006/main">
+              <a:graphicData uri="http://schemas.openxmlformats.org/drawingml/2006/picture">
+                <pic:pic xmlns:pic="http://schemas.openxmlformats.org/drawingml/2006/picture">
+                  <pic:nvPicPr>
+                    <pic:cNvPr id="864166867" name=""/>
+                    <pic:cNvPicPr/>
+                  </pic:nvPicPr>
+                  <pic:blipFill>
+                    <a:blip r:embed="rId8"/>
+                    <a:stretch>
+                      <a:fillRect/>
+                    </a:stretch>
+                  </pic:blipFill>
+                  <pic:spPr>
+                    <a:xfrm>
+                      <a:off x="0" y="0"/>
+                      <a:ext cx="2518074" cy="5575736"/>
+                    </a:xfrm>
+                    <a:prstGeom prst="rect">
+                      <a:avLst/>
+                    </a:prstGeom>
+                  </pic:spPr>
+                </pic:pic>
+              </a:graphicData>
+            </a:graphic>
+          </wp:inline>
+        </w:drawing>
+      </w:r>
+    </w:p>
+    <w:p>
+      <w:pPr>
+        <w:ind w:left="360"/>
+      </w:pPr>
+      <w:r>
+        <w:rPr>
+          <w:highlight w:val="yellow"/>
+        </w:rPr>
+        <w:t>strings computer.jpg</w:t>
+      </w:r>
+    </w:p>
+    <w:p>
+      <w:pPr>
+        <w:ind w:left="360"/>
+      </w:pPr>
+    </w:p>
+    <w:p>
+      <w:pPr>
+        <w:rPr>
+          <w:highlight w:val="yellow"/>
+        </w:rPr>
+      </w:pPr>
+      <w:r>
+        <w:rPr>
+          <w:highlight w:val="yellow"/>
+        </w:rPr>
+        <w:br w:type="page"/>
+      </w:r>
+    </w:p>
+    <w:p>
+      <w:pPr>
+        <w:pStyle w:val="ListParagraph"/>
+        <w:numPr>
+          <w:ilvl w:val="0"/>
+          <w:numId w:val="1"/>
+        </w:numPr>
+      </w:pPr>
+      <w:r>
+        <w:lastRenderedPageBreak/>
+        <w:t>solitaire.exe</w:t>
+      </w:r>
+    </w:p>
+    <w:p>
+      <w:pPr>
+        <w:ind w:left="360"/>
+      </w:pPr>
+      <w:r>
+        <w:drawing>
+          <wp:inline distT="0" distB="0" distL="0" distR="0" wp14:anchorId="157DB89B" wp14:editId="48F1F7ED">
+            <wp:extent cx="5381625" cy="5429324"/>
+            <wp:effectExtent l="0" t="0" r="0" b="0"/>
+            <wp:docPr id="968437904" name="Picture 1"/>
+            <wp:cNvGraphicFramePr>
+              <a:graphicFrameLocks xmlns:a="http://schemas.openxmlformats.org/drawingml/2006/main" noChangeAspect="1"/>
+            </wp:cNvGraphicFramePr>
+            <a:graphic xmlns:a="http://schemas.openxmlformats.org/drawingml/2006/main">
+              <a:graphicData uri="http://schemas.openxmlformats.org/drawingml/2006/picture">
+                <pic:pic xmlns:pic="http://schemas.openxmlformats.org/drawingml/2006/picture">
+                  <pic:nvPicPr>
+                    <pic:cNvPr id="968437904" name=""/>
+                    <pic:cNvPicPr/>
+                  </pic:nvPicPr>
+                  <pic:blipFill>
+                    <a:blip r:embed="rId9"/>
+                    <a:stretch>
+                      <a:fillRect/>
+                    </a:stretch>
+                  </pic:blipFill>
+                  <pic:spPr>
+                    <a:xfrm>
+                      <a:off x="0" y="0"/>
+                      <a:ext cx="5383341" cy="5431055"/>
+                    </a:xfrm>
+                    <a:prstGeom prst="rect">
+                      <a:avLst/>
+                    </a:prstGeom>
+                  </pic:spPr>
+                </pic:pic>
+              </a:graphicData>
+            </a:graphic>
+          </wp:inline>
+        </w:drawing>
+      </w:r>
+    </w:p>
+    <w:p>
+      <w:pPr>
+        <w:ind w:left="360"/>
+        <w:rPr>
+          <w:highlight w:val="yellow"/>
+        </w:rPr>
+      </w:pPr>
+      <w:r>
+        <w:rPr>
+          <w:highlight w:val="yellow"/>
+        </w:rPr>
+        <w:t xml:space="preserve">- file solitaire.exe shows that the file is </w:t>
+      </w:r>
+      <w:proofErr w:type="gramStart"/>
+      <w:r>
+        <w:rPr>
+          <w:highlight w:val="yellow"/>
+        </w:rPr>
+        <w:t>actually a</w:t>
+      </w:r>
+      <w:proofErr w:type="gramEnd"/>
+      <w:r>
+        <w:rPr>
+          <w:highlight w:val="yellow"/>
+        </w:rPr>
+        <w:t xml:space="preserve"> </w:t>
+      </w:r>
+      <w:proofErr w:type="spellStart"/>
+      <w:r>
+        <w:rPr>
+          <w:highlight w:val="yellow"/>
+        </w:rPr>
+        <w:t>png</w:t>
+      </w:r>
+      <w:proofErr w:type="spellEnd"/>
+      <w:r>
+        <w:rPr>
+          <w:highlight w:val="yellow"/>
+        </w:rPr>
+        <w:t xml:space="preserve"> image data. </w:t>
+      </w:r>
+    </w:p>
+    <w:p>
+      <w:pPr>
+        <w:ind w:left="360"/>
+        <w:rPr>
+          <w:highlight w:val="yellow"/>
+        </w:rPr>
+      </w:pPr>
+      <w:r>
+        <w:rPr>
+          <w:highlight w:val="yellow"/>
+        </w:rPr>
+        <w:t>- rename the file from .exe to .</w:t>
+      </w:r>
+      <w:proofErr w:type="spellStart"/>
+      <w:r>
+        <w:rPr>
+          <w:highlight w:val="yellow"/>
+        </w:rPr>
+        <w:t>png</w:t>
+      </w:r>
+      <w:proofErr w:type="spellEnd"/>
+    </w:p>
+    <w:p>
+      <w:pPr>
+        <w:ind w:left="360"/>
+      </w:pPr>
+      <w:r>
+        <w:rPr>
+          <w:highlight w:val="yellow"/>
+        </w:rPr>
+        <w:t>- now able to access the image</w:t>
+      </w:r>
+      <w:r>
+        <w:t xml:space="preserve"> </w:t>
+      </w:r>
+    </w:p>
+    <w:p>
+      <w:r>
+        <w:br w:type="page"/>
+      </w:r>
+    </w:p>
+    <w:p>
+      <w:pPr>
+        <w:pStyle w:val="ListParagraph"/>
+        <w:numPr>
+          <w:ilvl w:val="0"/>
+          <w:numId w:val="1"/>
+        </w:numPr>
+      </w:pPr>
+      <w:r>
+        <w:lastRenderedPageBreak/>
+        <w:t>file rubiks.jpg</w:t>
+      </w:r>
+    </w:p>
+    <w:p>
+      <w:pPr>
+        <w:ind w:left="360"/>
+      </w:pPr>
+      <w:r>
+        <w:rPr>
+          <w:noProof/>
+        </w:rPr>
+        <w:drawing>
+          <wp:inline distT="0" distB="0" distL="0" distR="0" wp14:anchorId="2166A703" wp14:editId="66E1F0CA">
+            <wp:extent cx="5267325" cy="5452901"/>
+            <wp:effectExtent l="0" t="0" r="0" b="0"/>
+            <wp:docPr id="968207157" name="Picture 1"/>
+            <wp:cNvGraphicFramePr>
+              <a:graphicFrameLocks xmlns:a="http://schemas.openxmlformats.org/drawingml/2006/main" noChangeAspect="1"/>
+            </wp:cNvGraphicFramePr>
+            <a:graphic xmlns:a="http://schemas.openxmlformats.org/drawingml/2006/main">
+              <a:graphicData uri="http://schemas.openxmlformats.org/drawingml/2006/picture">
+                <pic:pic xmlns:pic="http://schemas.openxmlformats.org/drawingml/2006/picture">
+                  <pic:nvPicPr>
+                    <pic:cNvPr id="968207157" name=""/>
+                    <pic:cNvPicPr/>
+                  </pic:nvPicPr>
+                  <pic:blipFill>
+                    <a:blip r:embed="rId10"/>
+                    <a:stretch>
+                      <a:fillRect/>
+                    </a:stretch>
+                  </pic:blipFill>
+                  <pic:spPr>
+                    <a:xfrm>
+                      <a:off x="0" y="0"/>
+                      <a:ext cx="5270350" cy="5456033"/>
+                    </a:xfrm>
+                    <a:prstGeom prst="rect">
+                      <a:avLst/>
+                    </a:prstGeom>
+                  </pic:spPr>
+                </pic:pic>
+              </a:graphicData>
+            </a:graphic>
+          </wp:inline>
+        </w:drawing>
+      </w:r>
+    </w:p>
+    <w:p>
+      <w:pPr>
+        <w:ind w:left="360"/>
+        <w:rPr>
+          <w:highlight w:val="yellow"/>
+        </w:rPr>
+      </w:pPr>
+      <w:r>
+        <w:rPr>
+          <w:highlight w:val="yellow"/>
+        </w:rPr>
+        <w:t xml:space="preserve">- file rubiks.jpg reveals the file is also a </w:t>
+      </w:r>
+      <w:proofErr w:type="spellStart"/>
+      <w:r>
+        <w:rPr>
+          <w:highlight w:val="yellow"/>
+        </w:rPr>
+        <w:t>png</w:t>
+      </w:r>
+      <w:proofErr w:type="spellEnd"/>
+      <w:r>
+        <w:rPr>
+          <w:highlight w:val="yellow"/>
+        </w:rPr>
+        <w:t xml:space="preserve"> image data. </w:t>
+      </w:r>
+    </w:p>
+    <w:p>
+      <w:pPr>
+        <w:ind w:left="360"/>
+      </w:pPr>
+      <w:r>
+        <w:rPr>
+          <w:highlight w:val="yellow"/>
+        </w:rPr>
+        <w:t>- able to access it</w:t>
+      </w:r>
+      <w:r>
+        <w:t xml:space="preserve"> </w:t>
       </w:r>
     </w:p>
     <w:sectPr>
@@ -1082,6 +1488,7 @@
   <w:style w:type="character" w:default="1" w:styleId="DefaultParagraphFont">
     <w:name w:val="Default Paragraph Font"/>
     <w:uiPriority w:val="1"/>
+    <w:semiHidden/>
     <w:unhideWhenUsed/>
   </w:style>
   <w:style w:type="table" w:default="1" w:styleId="TableNormal">
